--- a/docs/CasoA/Dashboard_Caso_A_Especificacion.docx
+++ b/docs/CasoA/Dashboard_Caso_A_Especificacion.docx
@@ -260,18 +260,51 @@
               </w:rPr>
             </w:pPr>
             <w:r>
-              <w:t>1) Pack SQL de consultas</w:t>
+              <w:t>1</w:t>
+            </w:r>
+            <w:r>
+              <w:t xml:space="preserve">) Dashboard </w:t>
+            </w:r>
+            <w:proofErr w:type="spellStart"/>
+            <w:r>
+              <w:t>en</w:t>
+            </w:r>
+            <w:proofErr w:type="spellEnd"/>
+            <w:r>
+              <w:t xml:space="preserve"> </w:t>
+            </w:r>
+            <w:proofErr w:type="spellStart"/>
+            <w:r>
+              <w:t>herramienta</w:t>
+            </w:r>
+            <w:proofErr w:type="spellEnd"/>
+            <w:r>
+              <w:t xml:space="preserve"> BI</w:t>
             </w:r>
             <w:r>
               <w:br/>
-              <w:t>2) Dashboard en</w:t>
             </w:r>
             <w:r>
-              <w:t xml:space="preserve"> herramienta BI</w:t>
+              <w:t>2</w:t>
             </w:r>
             <w:r>
-              <w:br/>
-              <w:t>3) Evidencia gráfica para informe</w:t>
+              <w:t xml:space="preserve">) </w:t>
+            </w:r>
+            <w:proofErr w:type="spellStart"/>
+            <w:r>
+              <w:t>Evidencia</w:t>
+            </w:r>
+            <w:proofErr w:type="spellEnd"/>
+            <w:r>
+              <w:t xml:space="preserve"> </w:t>
+            </w:r>
+            <w:proofErr w:type="spellStart"/>
+            <w:r>
+              <w:t>gráfica</w:t>
+            </w:r>
+            <w:proofErr w:type="spellEnd"/>
+            <w:r>
+              <w:t xml:space="preserve"> para informe</w:t>
             </w:r>
           </w:p>
         </w:tc>
@@ -297,10 +330,7 @@
         <w:t xml:space="preserve">Propósito. </w:t>
       </w:r>
       <w:r>
-        <w:t>Este documento define la estructura completa del dashboard del Caso A para que el resultado sea consistente con las métricas experimentales planteadas en el estudio: latencia E2E, interoperabil</w:t>
-      </w:r>
-      <w:r>
-        <w:t>idad mediante APIs, tolerancia a fallos observada e indicadores de soporte operacional. El dashboard se apoya en la tabla consolidada generada por el workflow de n8n y en una vista SQL derivada que clasifica los resultados del experimento.</w:t>
+        <w:t>Este documento define la estructura completa del dashboard del Caso A para que el resultado sea consistente con las métricas experimentales planteadas en el estudio: latencia E2E, interoperabilidad mediante APIs, tolerancia a fallos observada e indicadores de soporte operacional. El dashboard se apoya en la tabla consolidada generada por el workflow de n8n y en una vista SQL derivada que clasifica los resultados del experimento.</w:t>
       </w:r>
     </w:p>
     <w:p>
@@ -308,10 +338,7 @@
         <w:pStyle w:val="Ttulo1"/>
       </w:pPr>
       <w:r>
-        <w:t>1. Alcance del d</w:t>
-      </w:r>
-      <w:r>
-        <w:t>ashboard</w:t>
+        <w:t>1. Alcance del dashboard</w:t>
       </w:r>
     </w:p>
     <w:p>
@@ -321,10 +348,7 @@
         </w:rPr>
       </w:pPr>
       <w:r>
-        <w:t>El dashboard del Caso A debe centrarse en las métricas que realmente pueden ser observadas desde los registros persistidos en PostgreSQL. Esto incluye el comportamiento de las ejecuciones, la latencia E2E, la distribución de resultados del experim</w:t>
-      </w:r>
-      <w:r>
-        <w:t>ento y la latencia reportada por cada servicio integrado.</w:t>
+        <w:t>El dashboard del Caso A debe centrarse en las métricas que realmente pueden ser observadas desde los registros persistidos en PostgreSQL. Esto incluye el comportamiento de las ejecuciones, la latencia E2E, la distribución de resultados del experimento y la latencia reportada por cada servicio integrado.</w:t>
       </w:r>
     </w:p>
     <w:p>
@@ -334,10 +358,7 @@
         </w:rPr>
       </w:pPr>
       <w:r>
-        <w:t>Las métricas de seguridad, gobernanza, consumo de recursos, mantenibilidad, soporte comunitario y viabilidad de despliegue local no desaparecen del estudio; simplemente se reportan mejor como anexos</w:t>
-      </w:r>
-      <w:r>
-        <w:t xml:space="preserve"> técnicos o tablas de evaluación complementaria, porque no se derivan de manera directa de la tabla de métricas transaccionales.</w:t>
+        <w:t>Las métricas de seguridad, gobernanza, consumo de recursos, mantenibilidad, soporte comunitario y viabilidad de despliegue local no desaparecen del estudio; simplemente se reportan mejor como anexos técnicos o tablas de evaluación complementaria, porque no se derivan de manera directa de la tabla de métricas transaccionales.</w:t>
       </w:r>
     </w:p>
     <w:p>
@@ -355,10 +376,7 @@
         </w:rPr>
       </w:pPr>
       <w:r>
-        <w:t>La tasa de fallo sí puede aparecer en el dashboard, pero debe ser interpretada como una métrica</w:t>
-      </w:r>
-      <w:r>
-        <w:t xml:space="preserve"> experimental. Como el runner incluye rechazos de negocio y fallos inyectados deliberadamente, la proporción de no éxito no representa la tasa de error real de una operación productiva, sino la distribución observada bajo condiciones de prueba controladas.</w:t>
+        <w:t>La tasa de fallo sí puede aparecer en el dashboard, pero debe ser interpretada como una métrica experimental. Como el runner incluye rechazos de negocio y fallos inyectados deliberadamente, la proporción de no éxito no representa la tasa de error real de una operación productiva, sino la distribución observada bajo condiciones de prueba controladas.</w:t>
       </w:r>
     </w:p>
     <w:p>
@@ -368,10 +386,7 @@
         </w:rPr>
       </w:pPr>
       <w:r>
-        <w:t xml:space="preserve">Por esa razón, el dashboard clasifica las ejecuciones en tres grupos: SUCCESS, BUSINESS_REJECTION e INJECTED_SERVICE_FAILURE. Esta clasificación evita que el análisis mezcle en un mismo saco los rechazos de negocio previstos con los fallos </w:t>
-      </w:r>
-      <w:r>
-        <w:t>técnicos o inyectados para evaluar resiliencia e interoperabilidad.</w:t>
+        <w:t>Por esa razón, el dashboard clasifica las ejecuciones en tres grupos: SUCCESS, BUSINESS_REJECTION e INJECTED_SERVICE_FAILURE. Esta clasificación evita que el análisis mezcle en un mismo saco los rechazos de negocio previstos con los fallos técnicos o inyectados para evaluar resiliencia e interoperabilidad.</w:t>
       </w:r>
     </w:p>
     <w:p>
@@ -381,11 +396,7 @@
         </w:rPr>
       </w:pPr>
       <w:r>
-        <w:lastRenderedPageBreak/>
-        <w:t>La latencia por servicio tampoco debe entenderse como SLA contractual; en este caso representa la latencia simulada y observada por el workflow durante el experimento. Su valor principal e</w:t>
-      </w:r>
-      <w:r>
-        <w:t>s comparativo: permite identificar qué servicio concentra más tiempo o variabilidad dentro del flujo.</w:t>
+        <w:t>La latencia por servicio tampoco debe entenderse como SLA contractual; en este caso representa la latencia simulada y observada por el workflow durante el experimento. Su valor principal es comparativo: permite identificar qué servicio concentra más tiempo o variabilidad dentro del flujo.</w:t>
       </w:r>
     </w:p>
     <w:p>
@@ -393,6 +404,7 @@
         <w:pStyle w:val="Ttulo1"/>
       </w:pPr>
       <w:r>
+        <w:lastRenderedPageBreak/>
         <w:t>3. Estructura completa del dashboard</w:t>
       </w:r>
     </w:p>
@@ -403,10 +415,7 @@
         </w:rPr>
       </w:pPr>
       <w:r>
-        <w:t>Se recomienda organizar el dashboard en cuatro bloques o páginas. Si la herramienta sólo permite una vista, estos blo</w:t>
-      </w:r>
-      <w:r>
-        <w:t>ques pueden apilarse en el mismo tablero.</w:t>
+        <w:t>Se recomienda organizar el dashboard en cuatro bloques o páginas. Si la herramienta sólo permite una vista, estos bloques pueden apilarse en el mismo tablero.</w:t>
       </w:r>
     </w:p>
     <w:tbl>
@@ -653,10 +662,7 @@
               </w:rPr>
             </w:pPr>
             <w:r>
-              <w:t xml:space="preserve">Resultados del </w:t>
-            </w:r>
-            <w:r>
-              <w:t>experimento</w:t>
+              <w:t>Resultados del experimento</w:t>
             </w:r>
           </w:p>
         </w:tc>
@@ -816,10 +822,7 @@
               </w:rPr>
             </w:pPr>
             <w:r>
-              <w:t>Línea + tabla estadísti</w:t>
-            </w:r>
-            <w:r>
-              <w:t>ca</w:t>
+              <w:t>Línea + tabla estadística</w:t>
             </w:r>
           </w:p>
         </w:tc>
@@ -941,10 +944,7 @@
         </w:rPr>
       </w:pPr>
       <w:r>
-        <w:t xml:space="preserve">La siguiente matriz define el dashboard completo. Cada </w:t>
-      </w:r>
-      <w:r>
-        <w:t>fila corresponde a una tarjeta o visual. Las consultas asociadas se entregan en el archivo SQL adjunto.</w:t>
+        <w:t>La siguiente matriz define el dashboard completo. Cada fila corresponde a una tarjeta o visual. Las consultas asociadas se entregan en el archivo SQL adjunto.</w:t>
       </w:r>
     </w:p>
     <w:tbl>
@@ -1213,10 +1213,7 @@
               </w:rPr>
             </w:pPr>
             <w:r>
-              <w:t xml:space="preserve">Valida el tamaño de la </w:t>
-            </w:r>
-            <w:r>
-              <w:t>muestra del experimento.</w:t>
+              <w:t>Valida el tamaño de la muestra del experimento.</w:t>
             </w:r>
           </w:p>
         </w:tc>
@@ -1360,7 +1357,6 @@
               </w:rPr>
             </w:pPr>
             <w:r>
-              <w:lastRenderedPageBreak/>
               <w:t>K3</w:t>
             </w:r>
           </w:p>
@@ -1593,6 +1589,7 @@
               </w:rPr>
             </w:pPr>
             <w:r>
+              <w:lastRenderedPageBreak/>
               <w:t>K5</w:t>
             </w:r>
           </w:p>
@@ -1797,10 +1794,7 @@
               </w:rPr>
             </w:pPr>
             <w:r>
-              <w:t xml:space="preserve">Visibilidad de colas largas y </w:t>
-            </w:r>
-            <w:r>
-              <w:t>comportamiento extremo.</w:t>
+              <w:t>Visibilidad de colas largas y comportamiento extremo.</w:t>
             </w:r>
           </w:p>
         </w:tc>
@@ -2032,10 +2026,7 @@
               </w:rPr>
             </w:pPr>
             <w:r>
-              <w:t>Resumen simple para lectur</w:t>
-            </w:r>
-            <w:r>
-              <w:t>a rápida.</w:t>
+              <w:t>Resumen simple para lectura rápida.</w:t>
             </w:r>
           </w:p>
         </w:tc>
@@ -2267,10 +2258,7 @@
               </w:rPr>
             </w:pPr>
             <w:r>
-              <w:t xml:space="preserve">Muestra en qué tramo del flujo se concentra la </w:t>
-            </w:r>
-            <w:r>
-              <w:t>detención.</w:t>
+              <w:t>Muestra en qué tramo del flujo se concentra la detención.</w:t>
             </w:r>
           </w:p>
         </w:tc>
@@ -2436,11 +2424,7 @@
               </w:rPr>
             </w:pPr>
             <w:r>
-              <w:t xml:space="preserve">Latencia por grupo de </w:t>
-            </w:r>
-            <w:r>
-              <w:lastRenderedPageBreak/>
-              <w:t>resultado</w:t>
+              <w:t>Latencia por grupo de resultado</w:t>
             </w:r>
           </w:p>
         </w:tc>
@@ -2462,7 +2446,6 @@
               </w:rPr>
             </w:pPr>
             <w:r>
-              <w:lastRenderedPageBreak/>
               <w:t>Tabla o barras</w:t>
             </w:r>
           </w:p>
@@ -2507,14 +2490,7 @@
               </w:rPr>
             </w:pPr>
             <w:r>
-              <w:t>Compara la experiencia entre éxito, rec</w:t>
-            </w:r>
-            <w:r>
-              <w:t xml:space="preserve">hazo e </w:t>
-            </w:r>
-            <w:r>
-              <w:lastRenderedPageBreak/>
-              <w:t>inyección de fallos.</w:t>
+              <w:t>Compara la experiencia entre éxito, rechazo e inyección de fallos.</w:t>
             </w:r>
           </w:p>
         </w:tc>
@@ -2542,7 +2518,6 @@
               </w:rPr>
             </w:pPr>
             <w:r>
-              <w:lastRenderedPageBreak/>
               <w:t>V7</w:t>
             </w:r>
           </w:p>
@@ -2725,10 +2700,7 @@
               </w:rPr>
             </w:pPr>
             <w:r>
-              <w:t xml:space="preserve">AVG, MIN, MAX, </w:t>
-            </w:r>
-            <w:r>
-              <w:t>p95 por servicio</w:t>
+              <w:t>AVG, MIN, MAX, p95 por servicio</w:t>
             </w:r>
           </w:p>
         </w:tc>
@@ -2800,7 +2772,11 @@
               </w:rPr>
             </w:pPr>
             <w:r>
-              <w:t>Interoperabilidad observada por servicio</w:t>
+              <w:t xml:space="preserve">Interoperabilidad observada por </w:t>
+            </w:r>
+            <w:r>
+              <w:lastRenderedPageBreak/>
+              <w:t>servicio</w:t>
             </w:r>
           </w:p>
         </w:tc>
@@ -2822,6 +2798,7 @@
               </w:rPr>
             </w:pPr>
             <w:r>
+              <w:lastRenderedPageBreak/>
               <w:t>Tabla o barras</w:t>
             </w:r>
           </w:p>
@@ -2866,7 +2843,11 @@
               </w:rPr>
             </w:pPr>
             <w:r>
-              <w:t>Útil para mostrar alcance efectivo de cada integración.</w:t>
+              <w:t xml:space="preserve">Útil para mostrar alcance efectivo </w:t>
+            </w:r>
+            <w:r>
+              <w:lastRenderedPageBreak/>
+              <w:t>de cada integración.</w:t>
             </w:r>
           </w:p>
         </w:tc>
@@ -2894,6 +2875,7 @@
               </w:rPr>
             </w:pPr>
             <w:r>
+              <w:lastRenderedPageBreak/>
               <w:t>V10</w:t>
             </w:r>
           </w:p>
@@ -2960,10 +2942,7 @@
               </w:rPr>
             </w:pPr>
             <w:r>
-              <w:t>funds_ok, tulla</w:t>
-            </w:r>
-            <w:r>
-              <w:t>ve_activated y presencia de estados</w:t>
+              <w:t>funds_ok, tullave_activated y presencia de estados</w:t>
             </w:r>
           </w:p>
         </w:tc>
@@ -3195,10 +3174,7 @@
               </w:rPr>
             </w:pPr>
             <w:r>
-              <w:t xml:space="preserve">Campos </w:t>
-            </w:r>
-            <w:r>
-              <w:t>transaccionales y latencias</w:t>
+              <w:t>Campos transaccionales y latencias</w:t>
             </w:r>
           </w:p>
         </w:tc>
@@ -3241,10 +3217,7 @@
         </w:rPr>
       </w:pPr>
       <w:r>
-        <w:t>Las siguientes métricas siguen formando parte de la evaluación del Caso A, pero no deben forzarse dentro del dashboard cuantitativo pr</w:t>
-      </w:r>
-      <w:r>
-        <w:t>incipal porque requieren otra evidencia distinta a PostgreSQL:</w:t>
+        <w:t>Las siguientes métricas siguen formando parte de la evaluación del Caso A, pero no deben forzarse dentro del dashboard cuantitativo principal porque requieren otra evidencia distinta a PostgreSQL:</w:t>
       </w:r>
     </w:p>
     <w:tbl>
@@ -3438,10 +3411,7 @@
               </w:rPr>
             </w:pPr>
             <w:r>
-              <w:t xml:space="preserve">Consumo de </w:t>
-            </w:r>
-            <w:r>
-              <w:t>recursos</w:t>
+              <w:t>Consumo de recursos</w:t>
             </w:r>
           </w:p>
         </w:tc>
@@ -3463,11 +3433,7 @@
               </w:rPr>
             </w:pPr>
             <w:r>
-              <w:t xml:space="preserve">docker stats, Prometheus u </w:t>
-            </w:r>
-            <w:r>
-              <w:lastRenderedPageBreak/>
-              <w:t>OpenTelemetry</w:t>
+              <w:t>docker stats, Prometheus u OpenTelemetry</w:t>
             </w:r>
           </w:p>
         </w:tc>
@@ -3489,7 +3455,6 @@
               </w:rPr>
             </w:pPr>
             <w:r>
-              <w:lastRenderedPageBreak/>
               <w:t>Tabla de CPU/RAM por escenario</w:t>
             </w:r>
           </w:p>
@@ -3634,10 +3599,7 @@
               </w:rPr>
             </w:pPr>
             <w:r>
-              <w:t xml:space="preserve">Sección de </w:t>
-            </w:r>
-            <w:r>
-              <w:t>plataforma</w:t>
+              <w:t>Sección de plataforma</w:t>
             </w:r>
           </w:p>
         </w:tc>
@@ -3731,10 +3693,7 @@
         </w:rPr>
       </w:pPr>
       <w:r>
-        <w:t>Ejecutar el script dashboard_caso_a_pack.sql para crear la vista vw_case_a_dashboa</w:t>
-      </w:r>
-      <w:r>
-        <w:t>rd_base.</w:t>
+        <w:t>Ejecutar el script dashboard_caso_a_pack.sql para crear la vista vw_case_a_dashboard_base.</w:t>
       </w:r>
     </w:p>
     <w:p>
@@ -3778,10 +3737,8 @@
         </w:rPr>
       </w:pPr>
       <w:r>
-        <w:t>Organizar el tablero en cuatro secciones: Resumen eje</w:t>
-      </w:r>
-      <w:r>
-        <w:t>cutivo, Resultados, Rendimiento y Servicios.</w:t>
+        <w:lastRenderedPageBreak/>
+        <w:t>Organizar el tablero en cuatro secciones: Resumen ejecutivo, Resultados, Rendimiento y Servicios.</w:t>
       </w:r>
     </w:p>
     <w:p>
@@ -3804,67 +3761,6 @@
       </w:pPr>
       <w:r>
         <w:t>Tomar capturas del tablero final y del detalle operativo para incluirlas como evidencia en el informe.</w:t>
-      </w:r>
-    </w:p>
-    <w:p>
-      <w:pPr>
-        <w:pStyle w:val="Ttulo1"/>
-      </w:pPr>
-      <w:r>
-        <w:t>7. Notas metodol</w:t>
-      </w:r>
-      <w:r>
-        <w:t>ógicas para el informe</w:t>
-      </w:r>
-    </w:p>
-    <w:p>
-      <w:pPr>
-        <w:pStyle w:val="Listaconvietas"/>
-        <w:rPr>
-          <w:rFonts w:hint="eastAsia"/>
-        </w:rPr>
-      </w:pPr>
-      <w:r>
-        <w:t>La métrica de no éxito debe presentarse explícitamente como parte de un escenario controlado de pruebas y no como tasa real de producción.</w:t>
-      </w:r>
-    </w:p>
-    <w:p>
-      <w:pPr>
-        <w:pStyle w:val="Listaconvietas"/>
-        <w:rPr>
-          <w:rFonts w:hint="eastAsia"/>
-        </w:rPr>
-      </w:pPr>
-      <w:r>
-        <w:t>Los resultados del dashboard deben conectarse con el diseño experimental: el runner generó tan</w:t>
-      </w:r>
-      <w:r>
-        <w:t>to ejecuciones exitosas como rechazos de negocio y fallos inyectados.</w:t>
-      </w:r>
-    </w:p>
-    <w:p>
-      <w:pPr>
-        <w:pStyle w:val="Listaconvietas"/>
-        <w:rPr>
-          <w:rFonts w:hint="eastAsia"/>
-        </w:rPr>
-      </w:pPr>
-      <w:r>
-        <w:t>La comparación entre servicios debe interpretarse como una observación relativa dentro del flujo, no como una validación contractual de SLA.</w:t>
-      </w:r>
-    </w:p>
-    <w:p>
-      <w:pPr>
-        <w:pStyle w:val="Listaconvietas"/>
-        <w:rPr>
-          <w:rFonts w:hint="eastAsia"/>
-        </w:rPr>
-      </w:pPr>
-      <w:r>
-        <w:t>Si se requiere una narrativa más formal, el d</w:t>
-      </w:r>
-      <w:r>
-        <w:t>ashboard debe acompañarse de una tabla complementaria con seguridad, consumo de recursos y mantenibilidad.</w:t>
       </w:r>
     </w:p>
     <w:p>
@@ -4378,11 +4274,6 @@
     <w:lsdException w:name="Book Title" w:uiPriority="33" w:qFormat="1"/>
     <w:lsdException w:name="Bibliography" w:semiHidden="1" w:uiPriority="37" w:unhideWhenUsed="1"/>
     <w:lsdException w:name="TOC Heading" w:semiHidden="1" w:uiPriority="39" w:unhideWhenUsed="1" w:qFormat="1"/>
-    <w:lsdException w:name="Plain Table 5" w:semiHidden="1" w:unhideWhenUsed="1"/>
-    <w:lsdException w:name="Grid Table Light" w:semiHidden="1" w:unhideWhenUsed="1"/>
-    <w:lsdException w:name="Grid Table 1 Light" w:semiHidden="1" w:unhideWhenUsed="1"/>
-    <w:lsdException w:name="Grid Table 2" w:semiHidden="1" w:unhideWhenUsed="1"/>
-    <w:lsdException w:name="Grid Table 3" w:semiHidden="1" w:unhideWhenUsed="1"/>
     <w:lsdException w:name="Grid Table 4" w:uiPriority="49"/>
     <w:lsdException w:name="Grid Table 5 Dark" w:uiPriority="50"/>
     <w:lsdException w:name="Grid Table 6 Colorful" w:uiPriority="51"/>
